--- a/Docs/Version 3/EN/Manual-Installation/Manual-Installation_EN.docx
+++ b/Docs/Version 3/EN/Manual-Installation/Manual-Installation_EN.docx
@@ -69,15 +69,7 @@
         </w:rPr>
       </w:pPr>
       <w:r>
-        <w:rPr>
-          <w:rFonts w:ascii="Times New Roman" w:eastAsia="Times New Roman" w:hAnsi="Times New Roman" w:cs="Times New Roman"/>
-          <w:b/>
-          <w:bCs/>
-          <w:sz w:val="36"/>
-          <w:szCs w:val="36"/>
-          <w:lang w:eastAsia="es-CO"/>
-        </w:rPr>
-        <w:t>Requisitos previos</w:t>
+        <w:t>Prerequisites</w:t>
       </w:r>
     </w:p>
     <w:p>
@@ -95,33 +87,7 @@
         </w:rPr>
       </w:pPr>
       <w:r>
-        <w:rPr>
-          <w:rFonts w:ascii="Times New Roman" w:eastAsia="Times New Roman" w:hAnsi="Times New Roman" w:cs="Times New Roman"/>
-          <w:sz w:val="24"/>
-          <w:szCs w:val="24"/>
-          <w:lang w:eastAsia="es-CO"/>
-        </w:rPr>
-        <w:t xml:space="preserve">Tener instalado </w:t>
-      </w:r>
-      <w:r>
-        <w:rPr>
-          <w:rFonts w:ascii="Times New Roman" w:eastAsia="Times New Roman" w:hAnsi="Times New Roman" w:cs="Times New Roman"/>
-          <w:b/>
-          <w:bCs/>
-          <w:sz w:val="24"/>
-          <w:szCs w:val="24"/>
-          <w:lang w:eastAsia="es-CO"/>
-        </w:rPr>
-        <w:t>Delphi</w:t>
-      </w:r>
-      <w:r>
-        <w:rPr>
-          <w:rFonts w:ascii="Times New Roman" w:eastAsia="Times New Roman" w:hAnsi="Times New Roman" w:cs="Times New Roman"/>
-          <w:sz w:val="24"/>
-          <w:szCs w:val="24"/>
-          <w:lang w:eastAsia="es-CO"/>
-        </w:rPr>
-        <w:t>in your system.</w:t>
+        <w:t>Have Delphi installedin your system.</w:t>
       </w:r>
     </w:p>
     <w:p>
@@ -163,35 +129,7 @@
         </w:rPr>
       </w:pPr>
       <w:r>
-        <w:rPr>
-          <w:rFonts w:ascii="Times New Roman" w:eastAsia="Times New Roman" w:hAnsi="Times New Roman" w:cs="Times New Roman"/>
-          <w:sz w:val="24"/>
-          <w:szCs w:val="24"/>
-          <w:lang w:eastAsia="es-CO"/>
-        </w:rPr>
-        <w:t xml:space="preserve">Opcional: Tener instalado </w:t>
-      </w:r>
-      <w:proofErr w:type="spellStart"/>
-      <w:r>
-        <w:rPr>
-          <w:rFonts w:ascii="Times New Roman" w:eastAsia="Times New Roman" w:hAnsi="Times New Roman" w:cs="Times New Roman"/>
-          <w:b/>
-          <w:bCs/>
-          <w:sz w:val="24"/>
-          <w:szCs w:val="24"/>
-          <w:lang w:eastAsia="es-CO"/>
-        </w:rPr>
-        <w:t>Git</w:t>
-      </w:r>
-      <w:proofErr w:type="spellEnd"/>
-      <w:r>
-        <w:rPr>
-          <w:rFonts w:ascii="Times New Roman" w:eastAsia="Times New Roman" w:hAnsi="Times New Roman" w:cs="Times New Roman"/>
-          <w:sz w:val="24"/>
-          <w:szCs w:val="24"/>
-          <w:lang w:eastAsia="es-CO"/>
-        </w:rPr>
-        <w:t>to clone the repository.</w:t>
+        <w:t>Optional: Have Git installedto clone the repository.</w:t>
       </w:r>
     </w:p>
     <w:p>
